--- a/06_산출물_문서/2계층_절차서/QP-813_고객공급자_소유물_관리.docx
+++ b/06_산출물_문서/2계층_절차서/QP-813_고객공급자_소유물_관리.docx
@@ -270,11 +270,11 @@
     </w:p>
     <w:tbl>
       <w:tblPr>
-        <w:tblW w:w="8788" w:type="dxa"/>
         <w:tblCellMar>
           <w:left w:w="108" w:type="dxa"/>
           <w:right w:w="108" w:type="dxa"/>
         </w:tblCellMar>
+        <w:tblW w:w="8788" w:type="dxa"/>
         <w:tblBorders>
           <w:top w:val="single" w:sz="4" w:color="2E74B5" w:space="0"/>
           <w:left w:val="single" w:sz="4" w:color="2E74B5" w:space="0"/>
@@ -294,13 +294,13 @@
         <w:tc>
           <w:tcPr>
             <w:tcW w:w="1500" w:type="dxa"/>
-            <w:shd w:val="clear" w:color="auto" w:fill="D9D9D9"/>
-            <w:tcMar>
-              <w:top w:w="60" w:type="dxa"/>
-              <w:left w:w="120" w:type="dxa"/>
-              <w:bottom w:w="60" w:type="dxa"/>
-              <w:right w:w="120" w:type="dxa"/>
-            </w:tcMar>
+            <w:tcMar>
+              <w:top w:w="60" w:type="dxa"/>
+              <w:left w:w="120" w:type="dxa"/>
+              <w:bottom w:w="60" w:type="dxa"/>
+              <w:right w:w="120" w:type="dxa"/>
+            </w:tcMar>
+            <w:shd w:val="clear" w:color="auto" w:fill="DEEAF1"/>
           </w:tcPr>
           <w:p>
             <w:pPr>
@@ -320,13 +320,13 @@
         <w:tc>
           <w:tcPr>
             <w:tcW w:w="2800" w:type="dxa"/>
-            <w:shd w:val="clear" w:color="auto" w:fill="D9D9D9"/>
-            <w:tcMar>
-              <w:top w:w="60" w:type="dxa"/>
-              <w:left w:w="120" w:type="dxa"/>
-              <w:bottom w:w="60" w:type="dxa"/>
-              <w:right w:w="120" w:type="dxa"/>
-            </w:tcMar>
+            <w:tcMar>
+              <w:top w:w="60" w:type="dxa"/>
+              <w:left w:w="120" w:type="dxa"/>
+              <w:bottom w:w="60" w:type="dxa"/>
+              <w:right w:w="120" w:type="dxa"/>
+            </w:tcMar>
+            <w:shd w:val="clear" w:color="auto" w:fill="DEEAF1"/>
           </w:tcPr>
           <w:p>
             <w:pPr>
@@ -346,13 +346,13 @@
         <w:tc>
           <w:tcPr>
             <w:tcW w:w="2000" w:type="dxa"/>
-            <w:shd w:val="clear" w:color="auto" w:fill="D9D9D9"/>
-            <w:tcMar>
-              <w:top w:w="60" w:type="dxa"/>
-              <w:left w:w="120" w:type="dxa"/>
-              <w:bottom w:w="60" w:type="dxa"/>
-              <w:right w:w="120" w:type="dxa"/>
-            </w:tcMar>
+            <w:tcMar>
+              <w:top w:w="60" w:type="dxa"/>
+              <w:left w:w="120" w:type="dxa"/>
+              <w:bottom w:w="60" w:type="dxa"/>
+              <w:right w:w="120" w:type="dxa"/>
+            </w:tcMar>
+            <w:shd w:val="clear" w:color="auto" w:fill="DEEAF1"/>
           </w:tcPr>
           <w:p>
             <w:pPr>
@@ -372,13 +372,13 @@
         <w:tc>
           <w:tcPr>
             <w:tcW w:w="2488" w:type="dxa"/>
-            <w:shd w:val="clear" w:color="auto" w:fill="D9D9D9"/>
-            <w:tcMar>
-              <w:top w:w="60" w:type="dxa"/>
-              <w:left w:w="120" w:type="dxa"/>
-              <w:bottom w:w="60" w:type="dxa"/>
-              <w:right w:w="120" w:type="dxa"/>
-            </w:tcMar>
+            <w:tcMar>
+              <w:top w:w="60" w:type="dxa"/>
+              <w:left w:w="120" w:type="dxa"/>
+              <w:bottom w:w="60" w:type="dxa"/>
+              <w:right w:w="120" w:type="dxa"/>
+            </w:tcMar>
+            <w:shd w:val="clear" w:color="auto" w:fill="DEEAF1"/>
           </w:tcPr>
           <w:p>
             <w:pPr>
@@ -1161,7 +1161,7 @@
         </w:trPr>
         <w:tc>
           <w:tcPr>
-            <w:tcW w:w="2460" w:type="dxa"/>
+            <w:tcW w:w="2801" w:type="dxa"/>
             <w:tcMar>
               <w:top w:w="60" w:type="dxa"/>
               <w:left w:w="120" w:type="dxa"/>
@@ -1182,7 +1182,7 @@
         </w:tc>
         <w:tc>
           <w:tcPr>
-            <w:tcW w:w="6328" w:type="dxa"/>
+            <w:tcW w:w="5987" w:type="dxa"/>
             <w:tcMar>
               <w:top w:w="60" w:type="dxa"/>
               <w:left w:w="120" w:type="dxa"/>
@@ -1204,9 +1204,7 @@
       </w:tr>
       <w:tr>
         <w:tc>
-          <w:tcPr>
-            <w:tcW w:w="2460" w:type="dxa"/>
-          </w:tcPr>
+          <w:tcPr/>
           <w:p>
             <w:pPr>
               <w:pStyle w:val="Compact"/>
@@ -1218,7 +1216,7 @@
         </w:tc>
         <w:tc>
           <w:tcPr>
-            <w:tcW w:w="6328" w:type="dxa"/>
+            <w:tcW w:w="5987" w:type="dxa"/>
             <w:tcMar>
               <w:top w:w="60" w:type="dxa"/>
               <w:left w:w="120" w:type="dxa"/>
@@ -1251,6 +1249,7 @@
         </w:tc>
         <w:tc>
           <w:tcPr>
+            <w:tcW w:w="5987" w:type="dxa"/>
             <w:tcMar>
               <w:top w:w="60" w:type="dxa"/>
               <w:left w:w="120" w:type="dxa"/>
@@ -1282,9 +1281,7 @@
           </w:p>
         </w:tc>
         <w:tc>
-          <w:tcPr>
-            <w:tcW w:w="6328" w:type="dxa"/>
-          </w:tcPr>
+          <w:tcPr/>
           <w:p>
             <w:pPr>
               <w:pStyle w:val="Compact"/>
@@ -1297,19 +1294,10 @@
       </w:tr>
       <w:tr>
         <w:tc>
-          <w:tcPr>
-            <w:tcW w:w="2460" w:type="dxa"/>
-            <w:tcMar>
-              <w:top w:w="60" w:type="dxa"/>
-              <w:left w:w="120" w:type="dxa"/>
-              <w:bottom w:w="60" w:type="dxa"/>
-              <w:right w:w="120" w:type="dxa"/>
-            </w:tcMar>
-          </w:tcPr>
-          <w:p>
-            <w:pPr>
-              <w:pStyle w:val="Compact"/>
-              <w:wordWrap w:val="1"/>
+          <w:tcPr/>
+          <w:p>
+            <w:pPr>
+              <w:pStyle w:val="Compact"/>
             </w:pPr>
             <w:r>
               <w:t xml:space="preserve">지적재산</w:t>
@@ -1317,10 +1305,19 @@
           </w:p>
         </w:tc>
         <w:tc>
-          <w:tcPr/>
-          <w:p>
-            <w:pPr>
-              <w:pStyle w:val="Compact"/>
+          <w:tcPr>
+            <w:tcW w:w="5987" w:type="dxa"/>
+            <w:tcMar>
+              <w:top w:w="60" w:type="dxa"/>
+              <w:left w:w="120" w:type="dxa"/>
+              <w:bottom w:w="60" w:type="dxa"/>
+              <w:right w:w="120" w:type="dxa"/>
+            </w:tcMar>
+          </w:tcPr>
+          <w:p>
+            <w:pPr>
+              <w:pStyle w:val="Compact"/>
+              <w:wordWrap w:val="1"/>
             </w:pPr>
             <w:r>
               <w:t xml:space="preserve">특허, 설계 노하우, 소프트웨어 라이선스</w:t>
@@ -1378,18 +1375,10 @@
       </w:tr>
       <w:tr>
         <w:tc>
-          <w:tcPr>
-            <w:tcMar>
-              <w:top w:w="60" w:type="dxa"/>
-              <w:left w:w="120" w:type="dxa"/>
-              <w:bottom w:w="60" w:type="dxa"/>
-              <w:right w:w="120" w:type="dxa"/>
-            </w:tcMar>
-          </w:tcPr>
-          <w:p>
-            <w:pPr>
-              <w:pStyle w:val="Compact"/>
-              <w:wordWrap w:val="1"/>
+          <w:tcPr/>
+          <w:p>
+            <w:pPr>
+              <w:pStyle w:val="Compact"/>
             </w:pPr>
             <w:r>
               <w:t xml:space="preserve">포장재</w:t>
@@ -1397,18 +1386,10 @@
           </w:p>
         </w:tc>
         <w:tc>
-          <w:tcPr>
-            <w:tcMar>
-              <w:top w:w="60" w:type="dxa"/>
-              <w:left w:w="120" w:type="dxa"/>
-              <w:bottom w:w="60" w:type="dxa"/>
-              <w:right w:w="120" w:type="dxa"/>
-            </w:tcMar>
-          </w:tcPr>
-          <w:p>
-            <w:pPr>
-              <w:pStyle w:val="Compact"/>
-              <w:wordWrap w:val="1"/>
+          <w:tcPr/>
+          <w:p>
+            <w:pPr>
+              <w:pStyle w:val="Compact"/>
             </w:pPr>
             <w:r>
               <w:t xml:space="preserve">고객 지정 전용 포장재, 반환용 용기</w:t>
@@ -1466,7 +1447,7 @@
         </w:trPr>
         <w:tc>
           <w:tcPr>
-            <w:tcW w:w="2460" w:type="dxa"/>
+            <w:tcW w:w="3000" w:type="dxa"/>
             <w:tcMar>
               <w:top w:w="60" w:type="dxa"/>
               <w:left w:w="120" w:type="dxa"/>
@@ -1487,7 +1468,7 @@
         </w:tc>
         <w:tc>
           <w:tcPr>
-            <w:tcW w:w="6328" w:type="dxa"/>
+            <w:tcW w:w="5788" w:type="dxa"/>
             <w:tcMar>
               <w:top w:w="60" w:type="dxa"/>
               <w:left w:w="120" w:type="dxa"/>
@@ -1509,9 +1490,7 @@
       </w:tr>
       <w:tr>
         <w:tc>
-          <w:tcPr>
-            <w:tcW w:w="2460" w:type="dxa"/>
-          </w:tcPr>
+          <w:tcPr/>
           <w:p>
             <w:pPr>
               <w:pStyle w:val="Compact"/>
@@ -1523,7 +1502,7 @@
         </w:tc>
         <w:tc>
           <w:tcPr>
-            <w:tcW w:w="6328" w:type="dxa"/>
+            <w:tcW w:w="5788" w:type="dxa"/>
             <w:tcMar>
               <w:top w:w="60" w:type="dxa"/>
               <w:left w:w="120" w:type="dxa"/>
@@ -1556,17 +1535,11 @@
         </w:tc>
         <w:tc>
           <w:tcPr>
-            <w:tcMar>
-              <w:top w:w="60" w:type="dxa"/>
-              <w:left w:w="120" w:type="dxa"/>
-              <w:bottom w:w="60" w:type="dxa"/>
-              <w:right w:w="120" w:type="dxa"/>
-            </w:tcMar>
-          </w:tcPr>
-          <w:p>
-            <w:pPr>
-              <w:pStyle w:val="Compact"/>
-              <w:wordWrap w:val="1"/>
+            <w:tcW w:w="5788" w:type="dxa"/>
+          </w:tcPr>
+          <w:p>
+            <w:pPr>
+              <w:pStyle w:val="Compact"/>
             </w:pPr>
             <w:r>
               <w:t xml:space="preserve">품질경영시스템 요구사항 (8.5.3항)</w:t>
@@ -1587,9 +1560,7 @@
           </w:p>
         </w:tc>
         <w:tc>
-          <w:tcPr>
-            <w:tcW w:w="6328" w:type="dxa"/>
-          </w:tcPr>
+          <w:tcPr/>
           <w:p>
             <w:pPr>
               <w:pStyle w:val="Compact"/>
@@ -1602,19 +1573,10 @@
       </w:tr>
       <w:tr>
         <w:tc>
-          <w:tcPr>
-            <w:tcW w:w="2460" w:type="dxa"/>
-            <w:tcMar>
-              <w:top w:w="60" w:type="dxa"/>
-              <w:left w:w="120" w:type="dxa"/>
-              <w:bottom w:w="60" w:type="dxa"/>
-              <w:right w:w="120" w:type="dxa"/>
-            </w:tcMar>
-          </w:tcPr>
-          <w:p>
-            <w:pPr>
-              <w:pStyle w:val="Compact"/>
-              <w:wordWrap w:val="1"/>
+          <w:tcPr/>
+          <w:p>
+            <w:pPr>
+              <w:pStyle w:val="Compact"/>
             </w:pPr>
             <w:r>
               <w:t xml:space="preserve">EAR (15 CFR 730-774)</w:t>
@@ -1622,7 +1584,9 @@
           </w:p>
         </w:tc>
         <w:tc>
-          <w:tcPr/>
+          <w:tcPr>
+            <w:tcW w:w="5788" w:type="dxa"/>
+          </w:tcPr>
           <w:p>
             <w:pPr>
               <w:pStyle w:val="Compact"/>
@@ -1635,7 +1599,9 @@
       </w:tr>
       <w:tr>
         <w:tc>
-          <w:tcPr/>
+          <w:tcPr>
+            <w:tcW w:w="3000" w:type="dxa"/>
+          </w:tcPr>
           <w:p>
             <w:pPr>
               <w:pStyle w:val="Compact"/>
@@ -1646,7 +1612,9 @@
           </w:p>
         </w:tc>
         <w:tc>
-          <w:tcPr/>
+          <w:tcPr>
+            <w:tcW w:w="5788" w:type="dxa"/>
+          </w:tcPr>
           <w:p>
             <w:pPr>
               <w:pStyle w:val="Compact"/>
@@ -1670,7 +1638,9 @@
           </w:p>
         </w:tc>
         <w:tc>
-          <w:tcPr/>
+          <w:tcPr>
+            <w:tcW w:w="5788" w:type="dxa"/>
+          </w:tcPr>
           <w:p>
             <w:pPr>
               <w:pStyle w:val="Compact"/>
@@ -1694,10 +1664,19 @@
           </w:p>
         </w:tc>
         <w:tc>
-          <w:tcPr/>
-          <w:p>
-            <w:pPr>
-              <w:pStyle w:val="Compact"/>
+          <w:tcPr>
+            <w:tcW w:w="5788" w:type="dxa"/>
+            <w:tcMar>
+              <w:top w:w="60" w:type="dxa"/>
+              <w:left w:w="120" w:type="dxa"/>
+              <w:bottom w:w="60" w:type="dxa"/>
+              <w:right w:w="120" w:type="dxa"/>
+            </w:tcMar>
+          </w:tcPr>
+          <w:p>
+            <w:pPr>
+              <w:pStyle w:val="Compact"/>
+              <w:wordWrap w:val="1"/>
             </w:pPr>
             <w:r>
               <w:t xml:space="preserve">제품 보존 관리 절차서</w:t>
@@ -1707,18 +1686,10 @@
       </w:tr>
       <w:tr>
         <w:tc>
-          <w:tcPr>
-            <w:tcMar>
-              <w:top w:w="60" w:type="dxa"/>
-              <w:left w:w="120" w:type="dxa"/>
-              <w:bottom w:w="60" w:type="dxa"/>
-              <w:right w:w="120" w:type="dxa"/>
-            </w:tcMar>
-          </w:tcPr>
-          <w:p>
-            <w:pPr>
-              <w:pStyle w:val="Compact"/>
-              <w:wordWrap w:val="1"/>
+          <w:tcPr/>
+          <w:p>
+            <w:pPr>
+              <w:pStyle w:val="Compact"/>
             </w:pPr>
             <w:r>
               <w:t xml:space="preserve">QP-706</w:t>
@@ -1726,18 +1697,10 @@
           </w:p>
         </w:tc>
         <w:tc>
-          <w:tcPr>
-            <w:tcMar>
-              <w:top w:w="60" w:type="dxa"/>
-              <w:left w:w="120" w:type="dxa"/>
-              <w:bottom w:w="60" w:type="dxa"/>
-              <w:right w:w="120" w:type="dxa"/>
-            </w:tcMar>
-          </w:tcPr>
-          <w:p>
-            <w:pPr>
-              <w:pStyle w:val="Compact"/>
-              <w:wordWrap w:val="1"/>
+          <w:tcPr/>
+          <w:p>
+            <w:pPr>
+              <w:pStyle w:val="Compact"/>
             </w:pPr>
             <w:r>
               <w:t xml:space="preserve">문서화된 정보 관리 절차서</w:t>
@@ -1781,7 +1744,7 @@
         </w:trPr>
         <w:tc>
           <w:tcPr>
-            <w:tcW w:w="2460" w:type="dxa"/>
+            <w:tcW w:w="3000" w:type="dxa"/>
             <w:tcMar>
               <w:top w:w="60" w:type="dxa"/>
               <w:left w:w="120" w:type="dxa"/>
@@ -1802,7 +1765,7 @@
         </w:tc>
         <w:tc>
           <w:tcPr>
-            <w:tcW w:w="6328" w:type="dxa"/>
+            <w:tcW w:w="5788" w:type="dxa"/>
             <w:tcMar>
               <w:top w:w="60" w:type="dxa"/>
               <w:left w:w="120" w:type="dxa"/>
@@ -1824,9 +1787,7 @@
       </w:tr>
       <w:tr>
         <w:tc>
-          <w:tcPr>
-            <w:tcW w:w="2460" w:type="dxa"/>
-          </w:tcPr>
+          <w:tcPr/>
           <w:p>
             <w:pPr>
               <w:pStyle w:val="Compact"/>
@@ -1838,7 +1799,7 @@
         </w:tc>
         <w:tc>
           <w:tcPr>
-            <w:tcW w:w="6328" w:type="dxa"/>
+            <w:tcW w:w="5788" w:type="dxa"/>
             <w:tcMar>
               <w:top w:w="60" w:type="dxa"/>
               <w:left w:w="120" w:type="dxa"/>
@@ -1871,6 +1832,7 @@
         </w:tc>
         <w:tc>
           <w:tcPr>
+            <w:tcW w:w="5788" w:type="dxa"/>
             <w:tcMar>
               <w:top w:w="60" w:type="dxa"/>
               <w:left w:w="120" w:type="dxa"/>
@@ -1902,9 +1864,7 @@
           </w:p>
         </w:tc>
         <w:tc>
-          <w:tcPr>
-            <w:tcW w:w="6328" w:type="dxa"/>
-          </w:tcPr>
+          <w:tcPr/>
           <w:p>
             <w:pPr>
               <w:pStyle w:val="Compact"/>
@@ -1917,19 +1877,10 @@
       </w:tr>
       <w:tr>
         <w:tc>
-          <w:tcPr>
-            <w:tcW w:w="2460" w:type="dxa"/>
-            <w:tcMar>
-              <w:top w:w="60" w:type="dxa"/>
-              <w:left w:w="120" w:type="dxa"/>
-              <w:bottom w:w="60" w:type="dxa"/>
-              <w:right w:w="120" w:type="dxa"/>
-            </w:tcMar>
-          </w:tcPr>
-          <w:p>
-            <w:pPr>
-              <w:pStyle w:val="Compact"/>
-              <w:wordWrap w:val="1"/>
+          <w:tcPr/>
+          <w:p>
+            <w:pPr>
+              <w:pStyle w:val="Compact"/>
             </w:pPr>
             <w:r>
               <w:t xml:space="preserve">Bailment (위탁 보관)</w:t>
@@ -1937,10 +1888,19 @@
           </w:p>
         </w:tc>
         <w:tc>
-          <w:tcPr/>
-          <w:p>
-            <w:pPr>
-              <w:pStyle w:val="Compact"/>
+          <w:tcPr>
+            <w:tcW w:w="5788" w:type="dxa"/>
+            <w:tcMar>
+              <w:top w:w="60" w:type="dxa"/>
+              <w:left w:w="120" w:type="dxa"/>
+              <w:bottom w:w="60" w:type="dxa"/>
+              <w:right w:w="120" w:type="dxa"/>
+            </w:tcMar>
+          </w:tcPr>
+          <w:p>
+            <w:pPr>
+              <w:pStyle w:val="Compact"/>
+              <w:wordWrap w:val="1"/>
             </w:pPr>
             <w:r>
               <w:t xml:space="preserve">소유자(위탁자)가 타인(수탁자)에게 물품을 맡기는 법적 관계. 수탁자는 선량한 관리자의 주의의무를 부담</w:t>
@@ -1998,18 +1958,10 @@
       </w:tr>
       <w:tr>
         <w:tc>
-          <w:tcPr>
-            <w:tcMar>
-              <w:top w:w="60" w:type="dxa"/>
-              <w:left w:w="120" w:type="dxa"/>
-              <w:bottom w:w="60" w:type="dxa"/>
-              <w:right w:w="120" w:type="dxa"/>
-            </w:tcMar>
-          </w:tcPr>
-          <w:p>
-            <w:pPr>
-              <w:pStyle w:val="Compact"/>
-              <w:wordWrap w:val="1"/>
+          <w:tcPr/>
+          <w:p>
+            <w:pPr>
+              <w:pStyle w:val="Compact"/>
             </w:pPr>
             <w:r>
               <w:t xml:space="preserve">수출통제 대상물 (Export Controlled Item)</w:t>
@@ -2017,18 +1969,10 @@
           </w:p>
         </w:tc>
         <w:tc>
-          <w:tcPr>
-            <w:tcMar>
-              <w:top w:w="60" w:type="dxa"/>
-              <w:left w:w="120" w:type="dxa"/>
-              <w:bottom w:w="60" w:type="dxa"/>
-              <w:right w:w="120" w:type="dxa"/>
-            </w:tcMar>
-          </w:tcPr>
-          <w:p>
-            <w:pPr>
-              <w:pStyle w:val="Compact"/>
-              <w:wordWrap w:val="1"/>
+          <w:tcPr/>
+          <w:p>
+            <w:pPr>
+              <w:pStyle w:val="Compact"/>
             </w:pPr>
             <w:r>
               <w:t xml:space="preserve">ITAR, EAR 등 수출관리 법규에 의해 취급이 규제되는 기술자료, 부품, 장비</w:t>
@@ -2072,7 +2016,7 @@
         </w:trPr>
         <w:tc>
           <w:tcPr>
-            <w:tcW w:w="2460" w:type="dxa"/>
+            <w:tcW w:w="2592" w:type="dxa"/>
             <w:tcMar>
               <w:top w:w="60" w:type="dxa"/>
               <w:left w:w="120" w:type="dxa"/>
@@ -2093,7 +2037,7 @@
         </w:tc>
         <w:tc>
           <w:tcPr>
-            <w:tcW w:w="6328" w:type="dxa"/>
+            <w:tcW w:w="6196" w:type="dxa"/>
             <w:tcMar>
               <w:top w:w="60" w:type="dxa"/>
               <w:left w:w="120" w:type="dxa"/>
@@ -2115,9 +2059,7 @@
       </w:tr>
       <w:tr>
         <w:tc>
-          <w:tcPr>
-            <w:tcW w:w="2460" w:type="dxa"/>
-          </w:tcPr>
+          <w:tcPr/>
           <w:p>
             <w:pPr>
               <w:pStyle w:val="Compact"/>
@@ -2133,7 +2075,7 @@
         </w:tc>
         <w:tc>
           <w:tcPr>
-            <w:tcW w:w="6328" w:type="dxa"/>
+            <w:tcW w:w="6196" w:type="dxa"/>
             <w:tcMar>
               <w:top w:w="60" w:type="dxa"/>
               <w:left w:w="120" w:type="dxa"/>
@@ -2170,6 +2112,7 @@
         </w:tc>
         <w:tc>
           <w:tcPr>
+            <w:tcW w:w="6196" w:type="dxa"/>
             <w:tcMar>
               <w:top w:w="60" w:type="dxa"/>
               <w:left w:w="120" w:type="dxa"/>
@@ -2205,9 +2148,7 @@
           </w:p>
         </w:tc>
         <w:tc>
-          <w:tcPr>
-            <w:tcW w:w="6328" w:type="dxa"/>
-          </w:tcPr>
+          <w:tcPr/>
           <w:p>
             <w:pPr>
               <w:pStyle w:val="Compact"/>
@@ -2220,19 +2161,10 @@
       </w:tr>
       <w:tr>
         <w:tc>
-          <w:tcPr>
-            <w:tcW w:w="2460" w:type="dxa"/>
-            <w:tcMar>
-              <w:top w:w="60" w:type="dxa"/>
-              <w:left w:w="120" w:type="dxa"/>
-              <w:bottom w:w="60" w:type="dxa"/>
-              <w:right w:w="120" w:type="dxa"/>
-            </w:tcMar>
-          </w:tcPr>
-          <w:p>
-            <w:pPr>
-              <w:pStyle w:val="Compact"/>
-              <w:wordWrap w:val="1"/>
+          <w:tcPr/>
+          <w:p>
+            <w:pPr>
+              <w:pStyle w:val="Compact"/>
             </w:pPr>
             <w:r>
               <w:rPr>
@@ -2244,10 +2176,19 @@
           </w:p>
         </w:tc>
         <w:tc>
-          <w:tcPr/>
-          <w:p>
-            <w:pPr>
-              <w:pStyle w:val="Compact"/>
+          <w:tcPr>
+            <w:tcW w:w="6196" w:type="dxa"/>
+            <w:tcMar>
+              <w:top w:w="60" w:type="dxa"/>
+              <w:left w:w="120" w:type="dxa"/>
+              <w:bottom w:w="60" w:type="dxa"/>
+              <w:right w:w="120" w:type="dxa"/>
+            </w:tcMar>
+          </w:tcPr>
+          <w:p>
+            <w:pPr>
+              <w:pStyle w:val="Compact"/>
+              <w:wordWrap w:val="1"/>
             </w:pPr>
             <w:r>
               <w:t xml:space="preserve">공정 중 소유물 취급 관리; 작업자 소유물 취급 교육; 손상/이상 발생 시 즉시 보고</w:t>
@@ -2313,18 +2254,10 @@
       </w:tr>
       <w:tr>
         <w:tc>
-          <w:tcPr>
-            <w:tcMar>
-              <w:top w:w="60" w:type="dxa"/>
-              <w:left w:w="120" w:type="dxa"/>
-              <w:bottom w:w="60" w:type="dxa"/>
-              <w:right w:w="120" w:type="dxa"/>
-            </w:tcMar>
-          </w:tcPr>
-          <w:p>
-            <w:pPr>
-              <w:pStyle w:val="Compact"/>
-              <w:wordWrap w:val="1"/>
+          <w:tcPr/>
+          <w:p>
+            <w:pPr>
+              <w:pStyle w:val="Compact"/>
             </w:pPr>
             <w:r>
               <w:rPr>
@@ -2336,18 +2269,10 @@
           </w:p>
         </w:tc>
         <w:tc>
-          <w:tcPr>
-            <w:tcMar>
-              <w:top w:w="60" w:type="dxa"/>
-              <w:left w:w="120" w:type="dxa"/>
-              <w:bottom w:w="60" w:type="dxa"/>
-              <w:right w:w="120" w:type="dxa"/>
-            </w:tcMar>
-          </w:tcPr>
-          <w:p>
-            <w:pPr>
-              <w:pStyle w:val="Compact"/>
-              <w:wordWrap w:val="1"/>
+          <w:tcPr/>
+          <w:p>
+            <w:pPr>
+              <w:pStyle w:val="Compact"/>
             </w:pPr>
             <w:r>
               <w:t xml:space="preserve">고객 소유물 수령/반환 조율; 고객 통보 창구; 계약 상 소유물 조건 확인</w:t>
@@ -2714,18 +2639,10 @@
       </w:tr>
       <w:tr>
         <w:tc>
-          <w:tcPr>
-            <w:tcMar>
-              <w:top w:w="60" w:type="dxa"/>
-              <w:left w:w="120" w:type="dxa"/>
-              <w:bottom w:w="60" w:type="dxa"/>
-              <w:right w:w="120" w:type="dxa"/>
-            </w:tcMar>
-          </w:tcPr>
-          <w:p>
-            <w:pPr>
-              <w:pStyle w:val="Compact"/>
-              <w:wordWrap w:val="1"/>
+          <w:tcPr/>
+          <w:p>
+            <w:pPr>
+              <w:pStyle w:val="Compact"/>
             </w:pPr>
             <w:r>
               <w:t xml:space="preserve">도면/기술자료</w:t>
@@ -2733,18 +2650,10 @@
           </w:p>
         </w:tc>
         <w:tc>
-          <w:tcPr>
-            <w:tcMar>
-              <w:top w:w="60" w:type="dxa"/>
-              <w:left w:w="120" w:type="dxa"/>
-              <w:bottom w:w="60" w:type="dxa"/>
-              <w:right w:w="120" w:type="dxa"/>
-            </w:tcMar>
-          </w:tcPr>
-          <w:p>
-            <w:pPr>
-              <w:pStyle w:val="Compact"/>
-              <w:wordWrap w:val="1"/>
+          <w:tcPr/>
+          <w:p>
+            <w:pPr>
+              <w:pStyle w:val="Compact"/>
             </w:pPr>
             <w:r>
               <w:t xml:space="preserve">2D/3D 도면, 사양서, BOM</w:t>
@@ -2752,10 +2661,18 @@
           </w:p>
         </w:tc>
         <w:tc>
-          <w:tcPr/>
-          <w:p>
-            <w:pPr>
-              <w:pStyle w:val="Compact"/>
+          <w:tcPr>
+            <w:tcMar>
+              <w:top w:w="60" w:type="dxa"/>
+              <w:left w:w="120" w:type="dxa"/>
+              <w:bottom w:w="60" w:type="dxa"/>
+              <w:right w:w="120" w:type="dxa"/>
+            </w:tcMar>
+          </w:tcPr>
+          <w:p>
+            <w:pPr>
+              <w:pStyle w:val="Compact"/>
+              <w:wordWrap w:val="1"/>
             </w:pPr>
             <w:r>
               <w:t xml:space="preserve">접근 통제, 개정 관리, 인쇄 통제</w:t>
@@ -2787,10 +2704,18 @@
           </w:p>
         </w:tc>
         <w:tc>
-          <w:tcPr/>
-          <w:p>
-            <w:pPr>
-              <w:pStyle w:val="Compact"/>
+          <w:tcPr>
+            <w:tcMar>
+              <w:top w:w="60" w:type="dxa"/>
+              <w:left w:w="120" w:type="dxa"/>
+              <w:bottom w:w="60" w:type="dxa"/>
+              <w:right w:w="120" w:type="dxa"/>
+            </w:tcMar>
+          </w:tcPr>
+          <w:p>
+            <w:pPr>
+              <w:pStyle w:val="Compact"/>
+              <w:wordWrap w:val="1"/>
             </w:pPr>
             <w:r>
               <w:t xml:space="preserve">라이선스 조건 준수, 복제 방지</w:t>
@@ -3071,143 +2996,231 @@
         <w:t xml:space="preserve">7.1 입고 절차</w:t>
       </w:r>
     </w:p>
-    <w:p>
-      <w:pPr>
-        <w:pStyle w:val="SourceCode"/>
-      </w:pPr>
-      <w:r>
-        <w:rPr>
-          <w:rStyle w:val="VerbatimChar"/>
-        </w:rPr>
-        <w:t xml:space="preserve">고객/공급자 → 소유물 인도 → 자재/창고 담당자 접수</w:t>
-      </w:r>
-      <w:r>
-        <w:br/>
-      </w:r>
-      <w:r>
-        <w:rPr>
-          <w:rStyle w:val="VerbatimChar"/>
-        </w:rPr>
-        <w:t xml:space="preserve">                                    ↓</w:t>
-      </w:r>
-      <w:r>
-        <w:br/>
-      </w:r>
-      <w:r>
-        <w:rPr>
-          <w:rStyle w:val="VerbatimChar"/>
-        </w:rPr>
-        <w:t xml:space="preserve">                              인도서/송장 확인</w:t>
-      </w:r>
-      <w:r>
-        <w:br/>
-      </w:r>
-      <w:r>
-        <w:rPr>
-          <w:rStyle w:val="VerbatimChar"/>
-        </w:rPr>
-        <w:t xml:space="preserve">                              (품명, 수량, 상태)</w:t>
-      </w:r>
-      <w:r>
-        <w:br/>
-      </w:r>
-      <w:r>
-        <w:rPr>
-          <w:rStyle w:val="VerbatimChar"/>
-        </w:rPr>
-        <w:t xml:space="preserve">                                    ↓</w:t>
-      </w:r>
-      <w:r>
-        <w:br/>
-      </w:r>
-      <w:r>
-        <w:rPr>
-          <w:rStyle w:val="VerbatimChar"/>
-        </w:rPr>
-        <w:t xml:space="preserve">                              외관 검사 및 수량 확인</w:t>
-      </w:r>
-      <w:r>
-        <w:br/>
-      </w:r>
-      <w:r>
-        <w:rPr>
-          <w:rStyle w:val="VerbatimChar"/>
-        </w:rPr>
-        <w:t xml:space="preserve">                                    ↓</w:t>
-      </w:r>
-      <w:r>
-        <w:br/>
-      </w:r>
-      <w:r>
-        <w:rPr>
-          <w:rStyle w:val="VerbatimChar"/>
-        </w:rPr>
-        <w:t xml:space="preserve">                         ┌─── 이상 없음 ───┐</w:t>
-      </w:r>
-      <w:r>
-        <w:br/>
-      </w:r>
-      <w:r>
-        <w:rPr>
-          <w:rStyle w:val="VerbatimChar"/>
-        </w:rPr>
-        <w:t xml:space="preserve">                         ↓                  ↓</w:t>
-      </w:r>
-      <w:r>
-        <w:br/>
-      </w:r>
-      <w:r>
-        <w:rPr>
-          <w:rStyle w:val="VerbatimChar"/>
-        </w:rPr>
-        <w:t xml:space="preserve">                    입고 확인서 발행     이상 발견 시</w:t>
-      </w:r>
-      <w:r>
-        <w:br/>
-      </w:r>
-      <w:r>
-        <w:rPr>
-          <w:rStyle w:val="VerbatimChar"/>
-        </w:rPr>
-        <w:t xml:space="preserve">                    소유물 대장 등록     → 9절 통보 절차</w:t>
-      </w:r>
-      <w:r>
-        <w:br/>
-      </w:r>
-      <w:r>
-        <w:rPr>
-          <w:rStyle w:val="VerbatimChar"/>
-        </w:rPr>
-        <w:t xml:space="preserve">                         ↓</w:t>
-      </w:r>
-      <w:r>
-        <w:br/>
-      </w:r>
-      <w:r>
-        <w:rPr>
-          <w:rStyle w:val="VerbatimChar"/>
-        </w:rPr>
-        <w:t xml:space="preserve">                    식별 표시 부착</w:t>
-      </w:r>
-      <w:r>
-        <w:br/>
-      </w:r>
-      <w:r>
-        <w:rPr>
-          <w:rStyle w:val="VerbatimChar"/>
-        </w:rPr>
-        <w:t xml:space="preserve">                         ↓</w:t>
-      </w:r>
-      <w:r>
-        <w:br/>
-      </w:r>
-      <w:r>
-        <w:rPr>
-          <w:rStyle w:val="VerbatimChar"/>
-        </w:rPr>
-        <w:t xml:space="preserve">                    지정 보관 장소 이동</w:t>
-      </w:r>
-    </w:p>
+    <w:tbl>
+      <w:tblPr>
+        <w:tblLook w:firstColumn="1" w:firstRow="1" w:lastColumn="0" w:lastRow="0" w:noHBand="0" w:noVBand="1" w:val="04A0"/>
+        <w:tblW w:w="8788" w:type="dxa"/>
+        <w:tblBorders>
+          <w:top w:val="single" w:sz="4" w:color="2E74B5" w:space="0"/>
+          <w:left w:val="single" w:sz="4" w:color="2E74B5" w:space="0"/>
+          <w:bottom w:val="single" w:sz="4" w:color="2E74B5" w:space="0"/>
+          <w:right w:val="single" w:sz="4" w:color="2E74B5" w:space="0"/>
+          <w:insideH w:val="single" w:sz="4" w:color="BDD7EE" w:space="0"/>
+          <w:insideV w:val="single" w:sz="2" w:color="D9D9D9" w:space="0"/>
+        </w:tblBorders>
+      </w:tblPr>
+      <w:tblGrid>
+        <w:gridCol w:w="8788"/>
+      </w:tblGrid>
+      <w:tr>
+        <w:tc>
+          <w:tcPr>
+            <w:tcW w:w="8788" w:type="dxa"/>
+            <w:tcMar>
+              <w:top w:w="80" w:type="dxa"/>
+              <w:left w:w="140" w:type="dxa"/>
+              <w:bottom w:w="80" w:type="dxa"/>
+              <w:right w:w="140" w:type="dxa"/>
+            </w:tcMar>
+          </w:tcPr>
+          <w:p>
+            <w:pPr>
+              <w:spacing w:before="0" w:after="0" w:line="240" w:lineRule="auto"/>
+            </w:pPr>
+            <w:r>
+              <w:rPr>
+                <w:rFonts w:ascii="Courier New" w:hAnsi="Courier New" w:eastAsia="NanumGothicCoding"/>
+                <w:sz w:val="18"/>
+                <w:szCs w:val="18"/>
+              </w:rPr>
+              <w:t xml:space="preserve">고객/공급자 → 소유물 인도 → 자재/창고 담당자 접수</w:t>
+            </w:r>
+          </w:p>
+          <w:p>
+            <w:pPr>
+              <w:spacing w:before="0" w:after="0" w:line="240" w:lineRule="auto"/>
+            </w:pPr>
+            <w:r>
+              <w:rPr>
+                <w:rFonts w:ascii="Courier New" w:hAnsi="Courier New" w:eastAsia="NanumGothicCoding"/>
+                <w:sz w:val="18"/>
+                <w:szCs w:val="18"/>
+              </w:rPr>
+              <w:t xml:space="preserve">                                    ↓</w:t>
+            </w:r>
+          </w:p>
+          <w:p>
+            <w:pPr>
+              <w:spacing w:before="0" w:after="0" w:line="240" w:lineRule="auto"/>
+            </w:pPr>
+            <w:r>
+              <w:rPr>
+                <w:rFonts w:ascii="Courier New" w:hAnsi="Courier New" w:eastAsia="NanumGothicCoding"/>
+                <w:sz w:val="18"/>
+                <w:szCs w:val="18"/>
+              </w:rPr>
+              <w:t xml:space="preserve">                              인도서/송장 확인</w:t>
+            </w:r>
+          </w:p>
+          <w:p>
+            <w:pPr>
+              <w:spacing w:before="0" w:after="0" w:line="240" w:lineRule="auto"/>
+            </w:pPr>
+            <w:r>
+              <w:rPr>
+                <w:rFonts w:ascii="Courier New" w:hAnsi="Courier New" w:eastAsia="NanumGothicCoding"/>
+                <w:sz w:val="18"/>
+                <w:szCs w:val="18"/>
+              </w:rPr>
+              <w:t xml:space="preserve">                              (품명, 수량, 상태)</w:t>
+            </w:r>
+          </w:p>
+          <w:p>
+            <w:pPr>
+              <w:spacing w:before="0" w:after="0" w:line="240" w:lineRule="auto"/>
+            </w:pPr>
+            <w:r>
+              <w:rPr>
+                <w:rFonts w:ascii="Courier New" w:hAnsi="Courier New" w:eastAsia="NanumGothicCoding"/>
+                <w:sz w:val="18"/>
+                <w:szCs w:val="18"/>
+              </w:rPr>
+              <w:t xml:space="preserve">                                    ↓</w:t>
+            </w:r>
+          </w:p>
+          <w:p>
+            <w:pPr>
+              <w:spacing w:before="0" w:after="0" w:line="240" w:lineRule="auto"/>
+            </w:pPr>
+            <w:r>
+              <w:rPr>
+                <w:rFonts w:ascii="Courier New" w:hAnsi="Courier New" w:eastAsia="NanumGothicCoding"/>
+                <w:sz w:val="18"/>
+                <w:szCs w:val="18"/>
+              </w:rPr>
+              <w:t xml:space="preserve">                              외관 검사 및 수량 확인</w:t>
+            </w:r>
+          </w:p>
+          <w:p>
+            <w:pPr>
+              <w:spacing w:before="0" w:after="0" w:line="240" w:lineRule="auto"/>
+            </w:pPr>
+            <w:r>
+              <w:rPr>
+                <w:rFonts w:ascii="Courier New" w:hAnsi="Courier New" w:eastAsia="NanumGothicCoding"/>
+                <w:sz w:val="18"/>
+                <w:szCs w:val="18"/>
+              </w:rPr>
+              <w:t xml:space="preserve">                                    ↓</w:t>
+            </w:r>
+          </w:p>
+          <w:p>
+            <w:pPr>
+              <w:spacing w:before="0" w:after="0" w:line="240" w:lineRule="auto"/>
+            </w:pPr>
+            <w:r>
+              <w:rPr>
+                <w:rFonts w:ascii="Courier New" w:hAnsi="Courier New" w:eastAsia="NanumGothicCoding"/>
+                <w:sz w:val="18"/>
+                <w:szCs w:val="18"/>
+              </w:rPr>
+              <w:t xml:space="preserve">                         ┌─── 이상 없음 ───┐</w:t>
+            </w:r>
+          </w:p>
+          <w:p>
+            <w:pPr>
+              <w:spacing w:before="0" w:after="0" w:line="240" w:lineRule="auto"/>
+            </w:pPr>
+            <w:r>
+              <w:rPr>
+                <w:rFonts w:ascii="Courier New" w:hAnsi="Courier New" w:eastAsia="NanumGothicCoding"/>
+                <w:sz w:val="18"/>
+                <w:szCs w:val="18"/>
+              </w:rPr>
+              <w:t xml:space="preserve">                         ↓                  ↓</w:t>
+            </w:r>
+          </w:p>
+          <w:p>
+            <w:pPr>
+              <w:spacing w:before="0" w:after="0" w:line="240" w:lineRule="auto"/>
+            </w:pPr>
+            <w:r>
+              <w:rPr>
+                <w:rFonts w:ascii="Courier New" w:hAnsi="Courier New" w:eastAsia="NanumGothicCoding"/>
+                <w:sz w:val="18"/>
+                <w:szCs w:val="18"/>
+              </w:rPr>
+              <w:t xml:space="preserve">                    입고 확인서 발행     이상 발견 시</w:t>
+            </w:r>
+          </w:p>
+          <w:p>
+            <w:pPr>
+              <w:spacing w:before="0" w:after="0" w:line="240" w:lineRule="auto"/>
+            </w:pPr>
+            <w:r>
+              <w:rPr>
+                <w:rFonts w:ascii="Courier New" w:hAnsi="Courier New" w:eastAsia="NanumGothicCoding"/>
+                <w:sz w:val="18"/>
+                <w:szCs w:val="18"/>
+              </w:rPr>
+              <w:t xml:space="preserve">                    소유물 대장 등록     → 9절 통보 절차</w:t>
+            </w:r>
+          </w:p>
+          <w:p>
+            <w:pPr>
+              <w:spacing w:before="0" w:after="0" w:line="240" w:lineRule="auto"/>
+            </w:pPr>
+            <w:r>
+              <w:rPr>
+                <w:rFonts w:ascii="Courier New" w:hAnsi="Courier New" w:eastAsia="NanumGothicCoding"/>
+                <w:sz w:val="18"/>
+                <w:szCs w:val="18"/>
+              </w:rPr>
+              <w:t xml:space="preserve">                         ↓</w:t>
+            </w:r>
+          </w:p>
+          <w:p>
+            <w:pPr>
+              <w:spacing w:before="0" w:after="0" w:line="240" w:lineRule="auto"/>
+            </w:pPr>
+            <w:r>
+              <w:rPr>
+                <w:rFonts w:ascii="Courier New" w:hAnsi="Courier New" w:eastAsia="NanumGothicCoding"/>
+                <w:sz w:val="18"/>
+                <w:szCs w:val="18"/>
+              </w:rPr>
+              <w:t xml:space="preserve">                    식별 표시 부착</w:t>
+            </w:r>
+          </w:p>
+          <w:p>
+            <w:pPr>
+              <w:spacing w:before="0" w:after="0" w:line="240" w:lineRule="auto"/>
+            </w:pPr>
+            <w:r>
+              <w:rPr>
+                <w:rFonts w:ascii="Courier New" w:hAnsi="Courier New" w:eastAsia="NanumGothicCoding"/>
+                <w:sz w:val="18"/>
+                <w:szCs w:val="18"/>
+              </w:rPr>
+              <w:t xml:space="preserve">                         ↓</w:t>
+            </w:r>
+          </w:p>
+          <w:p>
+            <w:pPr>
+              <w:spacing w:before="0" w:after="0" w:line="240" w:lineRule="auto"/>
+            </w:pPr>
+            <w:r>
+              <w:rPr>
+                <w:rFonts w:ascii="Courier New" w:hAnsi="Courier New" w:eastAsia="NanumGothicCoding"/>
+                <w:sz w:val="18"/>
+                <w:szCs w:val="18"/>
+              </w:rPr>
+              <w:t xml:space="preserve">                    지정 보관 장소 이동</w:t>
+            </w:r>
+          </w:p>
+        </w:tc>
+      </w:tr>
+    </w:tbl>
     <w:bookmarkEnd w:id="23"/>
     <w:bookmarkStart w:id="24" w:name="입고-시-확인-사항"/>
     <w:p>
@@ -3242,7 +3255,7 @@
         </w:trPr>
         <w:tc>
           <w:tcPr>
-            <w:tcW w:w="2460" w:type="dxa"/>
+            <w:tcW w:w="1618" w:type="dxa"/>
             <w:tcMar>
               <w:top w:w="60" w:type="dxa"/>
               <w:left w:w="120" w:type="dxa"/>
@@ -3263,7 +3276,7 @@
         </w:tc>
         <w:tc>
           <w:tcPr>
-            <w:tcW w:w="6328" w:type="dxa"/>
+            <w:tcW w:w="7170" w:type="dxa"/>
             <w:tcMar>
               <w:top w:w="60" w:type="dxa"/>
               <w:left w:w="120" w:type="dxa"/>
@@ -3285,9 +3298,7 @@
       </w:tr>
       <w:tr>
         <w:tc>
-          <w:tcPr>
-            <w:tcW w:w="2460" w:type="dxa"/>
-          </w:tcPr>
+          <w:tcPr/>
           <w:p>
             <w:pPr>
               <w:pStyle w:val="Compact"/>
@@ -3299,7 +3310,7 @@
         </w:tc>
         <w:tc>
           <w:tcPr>
-            <w:tcW w:w="6328" w:type="dxa"/>
+            <w:tcW w:w="7170" w:type="dxa"/>
             <w:tcMar>
               <w:top w:w="60" w:type="dxa"/>
               <w:left w:w="120" w:type="dxa"/>
@@ -3332,6 +3343,7 @@
         </w:tc>
         <w:tc>
           <w:tcPr>
+            <w:tcW w:w="7170" w:type="dxa"/>
             <w:tcMar>
               <w:top w:w="60" w:type="dxa"/>
               <w:left w:w="120" w:type="dxa"/>
@@ -3363,9 +3375,7 @@
           </w:p>
         </w:tc>
         <w:tc>
-          <w:tcPr>
-            <w:tcW w:w="6328" w:type="dxa"/>
-          </w:tcPr>
+          <w:tcPr/>
           <w:p>
             <w:pPr>
               <w:pStyle w:val="Compact"/>
@@ -3378,19 +3388,10 @@
       </w:tr>
       <w:tr>
         <w:tc>
-          <w:tcPr>
-            <w:tcW w:w="2460" w:type="dxa"/>
-            <w:tcMar>
-              <w:top w:w="60" w:type="dxa"/>
-              <w:left w:w="120" w:type="dxa"/>
-              <w:bottom w:w="60" w:type="dxa"/>
-              <w:right w:w="120" w:type="dxa"/>
-            </w:tcMar>
-          </w:tcPr>
-          <w:p>
-            <w:pPr>
-              <w:pStyle w:val="Compact"/>
-              <w:wordWrap w:val="1"/>
+          <w:tcPr/>
+          <w:p>
+            <w:pPr>
+              <w:pStyle w:val="Compact"/>
             </w:pPr>
             <w:r>
               <w:t xml:space="preserve">포장 상태</w:t>
@@ -3398,10 +3399,19 @@
           </w:p>
         </w:tc>
         <w:tc>
-          <w:tcPr/>
-          <w:p>
-            <w:pPr>
-              <w:pStyle w:val="Compact"/>
+          <w:tcPr>
+            <w:tcW w:w="7170" w:type="dxa"/>
+            <w:tcMar>
+              <w:top w:w="60" w:type="dxa"/>
+              <w:left w:w="120" w:type="dxa"/>
+              <w:bottom w:w="60" w:type="dxa"/>
+              <w:right w:w="120" w:type="dxa"/>
+            </w:tcMar>
+          </w:tcPr>
+          <w:p>
+            <w:pPr>
+              <w:pStyle w:val="Compact"/>
+              <w:wordWrap w:val="1"/>
             </w:pPr>
             <w:r>
               <w:t xml:space="preserve">포장 파손, 습기 침투, ESD 보호 상태 확인</w:t>
@@ -3435,18 +3445,10 @@
       </w:tr>
       <w:tr>
         <w:tc>
-          <w:tcPr>
-            <w:tcMar>
-              <w:top w:w="60" w:type="dxa"/>
-              <w:left w:w="120" w:type="dxa"/>
-              <w:bottom w:w="60" w:type="dxa"/>
-              <w:right w:w="120" w:type="dxa"/>
-            </w:tcMar>
-          </w:tcPr>
-          <w:p>
-            <w:pPr>
-              <w:pStyle w:val="Compact"/>
-              <w:wordWrap w:val="1"/>
+          <w:tcPr/>
+          <w:p>
+            <w:pPr>
+              <w:pStyle w:val="Compact"/>
             </w:pPr>
             <w:r>
               <w:t xml:space="preserve">유효기간</w:t>
@@ -3454,18 +3456,10 @@
           </w:p>
         </w:tc>
         <w:tc>
-          <w:tcPr>
-            <w:tcMar>
-              <w:top w:w="60" w:type="dxa"/>
-              <w:left w:w="120" w:type="dxa"/>
-              <w:bottom w:w="60" w:type="dxa"/>
-              <w:right w:w="120" w:type="dxa"/>
-            </w:tcMar>
-          </w:tcPr>
-          <w:p>
-            <w:pPr>
-              <w:pStyle w:val="Compact"/>
-              <w:wordWrap w:val="1"/>
+          <w:tcPr/>
+          <w:p>
+            <w:pPr>
+              <w:pStyle w:val="Compact"/>
             </w:pPr>
             <w:r>
               <w:t xml:space="preserve">Shelf Life 해당 품목의 유효기간 확인</w:t>
@@ -3517,7 +3511,7 @@
         </w:trPr>
         <w:tc>
           <w:tcPr>
-            <w:tcW w:w="2460" w:type="dxa"/>
+            <w:tcW w:w="2216" w:type="dxa"/>
             <w:tcMar>
               <w:top w:w="60" w:type="dxa"/>
               <w:left w:w="120" w:type="dxa"/>
@@ -3538,7 +3532,7 @@
         </w:tc>
         <w:tc>
           <w:tcPr>
-            <w:tcW w:w="6328" w:type="dxa"/>
+            <w:tcW w:w="6572" w:type="dxa"/>
             <w:tcMar>
               <w:top w:w="60" w:type="dxa"/>
               <w:left w:w="120" w:type="dxa"/>
@@ -3560,9 +3554,7 @@
       </w:tr>
       <w:tr>
         <w:tc>
-          <w:tcPr>
-            <w:tcW w:w="2460" w:type="dxa"/>
-          </w:tcPr>
+          <w:tcPr/>
           <w:p>
             <w:pPr>
               <w:pStyle w:val="Compact"/>
@@ -3574,7 +3566,7 @@
         </w:tc>
         <w:tc>
           <w:tcPr>
-            <w:tcW w:w="6328" w:type="dxa"/>
+            <w:tcW w:w="6572" w:type="dxa"/>
             <w:tcMar>
               <w:top w:w="60" w:type="dxa"/>
               <w:left w:w="120" w:type="dxa"/>
@@ -3633,17 +3625,11 @@
         </w:tc>
         <w:tc>
           <w:tcPr>
-            <w:tcMar>
-              <w:top w:w="60" w:type="dxa"/>
-              <w:left w:w="120" w:type="dxa"/>
-              <w:bottom w:w="60" w:type="dxa"/>
-              <w:right w:w="120" w:type="dxa"/>
-            </w:tcMar>
-          </w:tcPr>
-          <w:p>
-            <w:pPr>
-              <w:pStyle w:val="Compact"/>
-              <w:wordWrap w:val="1"/>
+            <w:tcW w:w="6572" w:type="dxa"/>
+          </w:tcPr>
+          <w:p>
+            <w:pPr>
+              <w:pStyle w:val="Compact"/>
             </w:pPr>
             <w:r>
               <w:t xml:space="preserve">“고객 소유물”</w:t>
@@ -3682,9 +3668,7 @@
           </w:p>
         </w:tc>
         <w:tc>
-          <w:tcPr>
-            <w:tcW w:w="6328" w:type="dxa"/>
-          </w:tcPr>
+          <w:tcPr/>
           <w:p>
             <w:pPr>
               <w:pStyle w:val="Compact"/>
@@ -3721,19 +3705,10 @@
       </w:tr>
       <w:tr>
         <w:tc>
-          <w:tcPr>
-            <w:tcW w:w="2460" w:type="dxa"/>
-            <w:tcMar>
-              <w:top w:w="60" w:type="dxa"/>
-              <w:left w:w="120" w:type="dxa"/>
-              <w:bottom w:w="60" w:type="dxa"/>
-              <w:right w:w="120" w:type="dxa"/>
-            </w:tcMar>
-          </w:tcPr>
-          <w:p>
-            <w:pPr>
-              <w:pStyle w:val="Compact"/>
-              <w:wordWrap w:val="1"/>
+          <w:tcPr/>
+          <w:p>
+            <w:pPr>
+              <w:pStyle w:val="Compact"/>
             </w:pPr>
             <w:r>
               <w:t xml:space="preserve">기술자료 표시</w:t>
@@ -3742,6 +3717,7 @@
         </w:tc>
         <w:tc>
           <w:tcPr>
+            <w:tcW w:w="6572" w:type="dxa"/>
             <w:tcMar>
               <w:top w:w="60" w:type="dxa"/>
               <w:left w:w="120" w:type="dxa"/>
@@ -4205,7 +4181,7 @@
         </w:trPr>
         <w:tc>
           <w:tcPr>
-            <w:tcW w:w="2460" w:type="dxa"/>
+            <w:tcW w:w="2216" w:type="dxa"/>
             <w:tcMar>
               <w:top w:w="60" w:type="dxa"/>
               <w:left w:w="120" w:type="dxa"/>
@@ -4226,7 +4202,7 @@
         </w:tc>
         <w:tc>
           <w:tcPr>
-            <w:tcW w:w="6328" w:type="dxa"/>
+            <w:tcW w:w="6572" w:type="dxa"/>
             <w:tcMar>
               <w:top w:w="60" w:type="dxa"/>
               <w:left w:w="120" w:type="dxa"/>
@@ -4248,9 +4224,7 @@
       </w:tr>
       <w:tr>
         <w:tc>
-          <w:tcPr>
-            <w:tcW w:w="2460" w:type="dxa"/>
-          </w:tcPr>
+          <w:tcPr/>
           <w:p>
             <w:pPr>
               <w:pStyle w:val="Compact"/>
@@ -4262,7 +4236,7 @@
         </w:tc>
         <w:tc>
           <w:tcPr>
-            <w:tcW w:w="6328" w:type="dxa"/>
+            <w:tcW w:w="6572" w:type="dxa"/>
             <w:tcMar>
               <w:top w:w="60" w:type="dxa"/>
               <w:left w:w="120" w:type="dxa"/>
@@ -4295,6 +4269,7 @@
         </w:tc>
         <w:tc>
           <w:tcPr>
+            <w:tcW w:w="6572" w:type="dxa"/>
             <w:tcMar>
               <w:top w:w="60" w:type="dxa"/>
               <w:left w:w="120" w:type="dxa"/>
@@ -4326,9 +4301,7 @@
           </w:p>
         </w:tc>
         <w:tc>
-          <w:tcPr>
-            <w:tcW w:w="6328" w:type="dxa"/>
-          </w:tcPr>
+          <w:tcPr/>
           <w:p>
             <w:pPr>
               <w:pStyle w:val="Compact"/>
@@ -4341,19 +4314,10 @@
       </w:tr>
       <w:tr>
         <w:tc>
-          <w:tcPr>
-            <w:tcW w:w="2460" w:type="dxa"/>
-            <w:tcMar>
-              <w:top w:w="60" w:type="dxa"/>
-              <w:left w:w="120" w:type="dxa"/>
-              <w:bottom w:w="60" w:type="dxa"/>
-              <w:right w:w="120" w:type="dxa"/>
-            </w:tcMar>
-          </w:tcPr>
-          <w:p>
-            <w:pPr>
-              <w:pStyle w:val="Compact"/>
-              <w:wordWrap w:val="1"/>
+          <w:tcPr/>
+          <w:p>
+            <w:pPr>
+              <w:pStyle w:val="Compact"/>
             </w:pPr>
             <w:r>
               <w:t xml:space="preserve">정기 점검</w:t>
@@ -4361,10 +4325,19 @@
           </w:p>
         </w:tc>
         <w:tc>
-          <w:tcPr/>
-          <w:p>
-            <w:pPr>
-              <w:pStyle w:val="Compact"/>
+          <w:tcPr>
+            <w:tcW w:w="6572" w:type="dxa"/>
+            <w:tcMar>
+              <w:top w:w="60" w:type="dxa"/>
+              <w:left w:w="120" w:type="dxa"/>
+              <w:bottom w:w="60" w:type="dxa"/>
+              <w:right w:w="120" w:type="dxa"/>
+            </w:tcMar>
+          </w:tcPr>
+          <w:p>
+            <w:pPr>
+              <w:pStyle w:val="Compact"/>
+              <w:wordWrap w:val="1"/>
             </w:pPr>
             <w:r>
               <w:rPr>
@@ -4384,18 +4357,10 @@
       </w:tr>
       <w:tr>
         <w:tc>
-          <w:tcPr>
-            <w:tcMar>
-              <w:top w:w="60" w:type="dxa"/>
-              <w:left w:w="120" w:type="dxa"/>
-              <w:bottom w:w="60" w:type="dxa"/>
-              <w:right w:w="120" w:type="dxa"/>
-            </w:tcMar>
-          </w:tcPr>
-          <w:p>
-            <w:pPr>
-              <w:pStyle w:val="Compact"/>
-              <w:wordWrap w:val="1"/>
+          <w:tcPr/>
+          <w:p>
+            <w:pPr>
+              <w:pStyle w:val="Compact"/>
             </w:pPr>
             <w:r>
               <w:t xml:space="preserve">FIFO 원칙</w:t>
@@ -4403,18 +4368,10 @@
           </w:p>
         </w:tc>
         <w:tc>
-          <w:tcPr>
-            <w:tcMar>
-              <w:top w:w="60" w:type="dxa"/>
-              <w:left w:w="120" w:type="dxa"/>
-              <w:bottom w:w="60" w:type="dxa"/>
-              <w:right w:w="120" w:type="dxa"/>
-            </w:tcMar>
-          </w:tcPr>
-          <w:p>
-            <w:pPr>
-              <w:pStyle w:val="Compact"/>
-              <w:wordWrap w:val="1"/>
+          <w:tcPr/>
+          <w:p>
+            <w:pPr>
+              <w:pStyle w:val="Compact"/>
             </w:pPr>
             <w:r>
               <w:t xml:space="preserve">GFM의 경우 선입선출 원칙 적용 (유효기간 관리 포함)</w:t>
@@ -4715,7 +4672,7 @@
         </w:trPr>
         <w:tc>
           <w:tcPr>
-            <w:tcW w:w="2460" w:type="dxa"/>
+            <w:tcW w:w="1618" w:type="dxa"/>
             <w:tcMar>
               <w:top w:w="60" w:type="dxa"/>
               <w:left w:w="120" w:type="dxa"/>
@@ -4736,7 +4693,7 @@
         </w:tc>
         <w:tc>
           <w:tcPr>
-            <w:tcW w:w="6328" w:type="dxa"/>
+            <w:tcW w:w="7170" w:type="dxa"/>
             <w:tcMar>
               <w:top w:w="60" w:type="dxa"/>
               <w:left w:w="120" w:type="dxa"/>
@@ -4758,9 +4715,7 @@
       </w:tr>
       <w:tr>
         <w:tc>
-          <w:tcPr>
-            <w:tcW w:w="2460" w:type="dxa"/>
-          </w:tcPr>
+          <w:tcPr/>
           <w:p>
             <w:pPr>
               <w:pStyle w:val="Compact"/>
@@ -4772,7 +4727,7 @@
         </w:tc>
         <w:tc>
           <w:tcPr>
-            <w:tcW w:w="6328" w:type="dxa"/>
+            <w:tcW w:w="7170" w:type="dxa"/>
             <w:tcMar>
               <w:top w:w="60" w:type="dxa"/>
               <w:left w:w="120" w:type="dxa"/>
@@ -4821,6 +4776,7 @@
         </w:tc>
         <w:tc>
           <w:tcPr>
+            <w:tcW w:w="7170" w:type="dxa"/>
             <w:tcMar>
               <w:top w:w="60" w:type="dxa"/>
               <w:left w:w="120" w:type="dxa"/>
@@ -4852,9 +4808,7 @@
           </w:p>
         </w:tc>
         <w:tc>
-          <w:tcPr>
-            <w:tcW w:w="6328" w:type="dxa"/>
-          </w:tcPr>
+          <w:tcPr/>
           <w:p>
             <w:pPr>
               <w:pStyle w:val="Compact"/>
@@ -4867,19 +4821,10 @@
       </w:tr>
       <w:tr>
         <w:tc>
-          <w:tcPr>
-            <w:tcW w:w="2460" w:type="dxa"/>
-            <w:tcMar>
-              <w:top w:w="60" w:type="dxa"/>
-              <w:left w:w="120" w:type="dxa"/>
-              <w:bottom w:w="60" w:type="dxa"/>
-              <w:right w:w="120" w:type="dxa"/>
-            </w:tcMar>
-          </w:tcPr>
-          <w:p>
-            <w:pPr>
-              <w:pStyle w:val="Compact"/>
-              <w:wordWrap w:val="1"/>
+          <w:tcPr/>
+          <w:p>
+            <w:pPr>
+              <w:pStyle w:val="Compact"/>
             </w:pPr>
             <w:r>
               <w:t xml:space="preserve">통보 책임</w:t>
@@ -4887,10 +4832,19 @@
           </w:p>
         </w:tc>
         <w:tc>
-          <w:tcPr/>
-          <w:p>
-            <w:pPr>
-              <w:pStyle w:val="Compact"/>
+          <w:tcPr>
+            <w:tcW w:w="7170" w:type="dxa"/>
+            <w:tcMar>
+              <w:top w:w="60" w:type="dxa"/>
+              <w:left w:w="120" w:type="dxa"/>
+              <w:bottom w:w="60" w:type="dxa"/>
+              <w:right w:w="120" w:type="dxa"/>
+            </w:tcMar>
+          </w:tcPr>
+          <w:p>
+            <w:pPr>
+              <w:pStyle w:val="Compact"/>
+              <w:wordWrap w:val="1"/>
             </w:pPr>
             <w:r>
               <w:t xml:space="preserve">영업 담당자가 고객에게, 구매 담당자가 공급자에게 통보 (QMR 승인 후)</w:t>
@@ -4900,18 +4854,10 @@
       </w:tr>
       <w:tr>
         <w:tc>
-          <w:tcPr>
-            <w:tcMar>
-              <w:top w:w="60" w:type="dxa"/>
-              <w:left w:w="120" w:type="dxa"/>
-              <w:bottom w:w="60" w:type="dxa"/>
-              <w:right w:w="120" w:type="dxa"/>
-            </w:tcMar>
-          </w:tcPr>
-          <w:p>
-            <w:pPr>
-              <w:pStyle w:val="Compact"/>
-              <w:wordWrap w:val="1"/>
+          <w:tcPr/>
+          <w:p>
+            <w:pPr>
+              <w:pStyle w:val="Compact"/>
             </w:pPr>
             <w:r>
               <w:t xml:space="preserve">후속 조치</w:t>
@@ -4919,18 +4865,10 @@
           </w:p>
         </w:tc>
         <w:tc>
-          <w:tcPr>
-            <w:tcMar>
-              <w:top w:w="60" w:type="dxa"/>
-              <w:left w:w="120" w:type="dxa"/>
-              <w:bottom w:w="60" w:type="dxa"/>
-              <w:right w:w="120" w:type="dxa"/>
-            </w:tcMar>
-          </w:tcPr>
-          <w:p>
-            <w:pPr>
-              <w:pStyle w:val="Compact"/>
-              <w:wordWrap w:val="1"/>
+          <w:tcPr/>
+          <w:p>
+            <w:pPr>
+              <w:pStyle w:val="Compact"/>
             </w:pPr>
             <w:r>
               <w:t xml:space="preserve">고객/공급자 지시(교환, 수리, 반환, 폐기 등)에 따라 처리</w:t>
@@ -5316,10 +5254,18 @@
       </w:tr>
       <w:tr>
         <w:tc>
-          <w:tcPr/>
-          <w:p>
-            <w:pPr>
-              <w:pStyle w:val="Compact"/>
+          <w:tcPr>
+            <w:tcMar>
+              <w:top w:w="60" w:type="dxa"/>
+              <w:left w:w="120" w:type="dxa"/>
+              <w:bottom w:w="60" w:type="dxa"/>
+              <w:right w:w="120" w:type="dxa"/>
+            </w:tcMar>
+          </w:tcPr>
+          <w:p>
+            <w:pPr>
+              <w:pStyle w:val="Compact"/>
+              <w:wordWrap w:val="1"/>
             </w:pPr>
             <w:r>
               <w:t xml:space="preserve">5</w:t>
@@ -5327,10 +5273,18 @@
           </w:p>
         </w:tc>
         <w:tc>
-          <w:tcPr/>
-          <w:p>
-            <w:pPr>
-              <w:pStyle w:val="Compact"/>
+          <w:tcPr>
+            <w:tcMar>
+              <w:top w:w="60" w:type="dxa"/>
+              <w:left w:w="120" w:type="dxa"/>
+              <w:bottom w:w="60" w:type="dxa"/>
+              <w:right w:w="120" w:type="dxa"/>
+            </w:tcMar>
+          </w:tcPr>
+          <w:p>
+            <w:pPr>
+              <w:pStyle w:val="Compact"/>
+              <w:wordWrap w:val="1"/>
             </w:pPr>
             <w:r>
               <w:t xml:space="preserve">반환 인도서 작성 및 고객/공급자 확인</w:t>
@@ -5338,10 +5292,18 @@
           </w:p>
         </w:tc>
         <w:tc>
-          <w:tcPr/>
-          <w:p>
-            <w:pPr>
-              <w:pStyle w:val="Compact"/>
+          <w:tcPr>
+            <w:tcMar>
+              <w:top w:w="60" w:type="dxa"/>
+              <w:left w:w="120" w:type="dxa"/>
+              <w:bottom w:w="60" w:type="dxa"/>
+              <w:right w:w="120" w:type="dxa"/>
+            </w:tcMar>
+          </w:tcPr>
+          <w:p>
+            <w:pPr>
+              <w:pStyle w:val="Compact"/>
+              <w:wordWrap w:val="1"/>
             </w:pPr>
             <w:r>
               <w:t xml:space="preserve">영업/구매 담당자</w:t>
@@ -5379,10 +5341,18 @@
           </w:p>
         </w:tc>
         <w:tc>
-          <w:tcPr/>
-          <w:p>
-            <w:pPr>
-              <w:pStyle w:val="Compact"/>
+          <w:tcPr>
+            <w:tcMar>
+              <w:top w:w="60" w:type="dxa"/>
+              <w:left w:w="120" w:type="dxa"/>
+              <w:bottom w:w="60" w:type="dxa"/>
+              <w:right w:w="120" w:type="dxa"/>
+            </w:tcMar>
+          </w:tcPr>
+          <w:p>
+            <w:pPr>
+              <w:pStyle w:val="Compact"/>
+              <w:wordWrap w:val="1"/>
             </w:pPr>
             <w:r>
               <w:t xml:space="preserve">품질팀</w:t>
@@ -5548,7 +5518,7 @@
         </w:trPr>
         <w:tc>
           <w:tcPr>
-            <w:tcW w:w="2460" w:type="dxa"/>
+            <w:tcW w:w="2216" w:type="dxa"/>
             <w:tcMar>
               <w:top w:w="60" w:type="dxa"/>
               <w:left w:w="120" w:type="dxa"/>
@@ -5569,7 +5539,7 @@
         </w:tc>
         <w:tc>
           <w:tcPr>
-            <w:tcW w:w="6328" w:type="dxa"/>
+            <w:tcW w:w="6572" w:type="dxa"/>
             <w:tcMar>
               <w:top w:w="60" w:type="dxa"/>
               <w:left w:w="120" w:type="dxa"/>
@@ -5591,9 +5561,7 @@
       </w:tr>
       <w:tr>
         <w:tc>
-          <w:tcPr>
-            <w:tcW w:w="2460" w:type="dxa"/>
-          </w:tcPr>
+          <w:tcPr/>
           <w:p>
             <w:pPr>
               <w:pStyle w:val="Compact"/>
@@ -5605,7 +5573,7 @@
         </w:tc>
         <w:tc>
           <w:tcPr>
-            <w:tcW w:w="6328" w:type="dxa"/>
+            <w:tcW w:w="6572" w:type="dxa"/>
             <w:tcMar>
               <w:top w:w="60" w:type="dxa"/>
               <w:left w:w="120" w:type="dxa"/>
@@ -5638,17 +5606,11 @@
         </w:tc>
         <w:tc>
           <w:tcPr>
-            <w:tcMar>
-              <w:top w:w="60" w:type="dxa"/>
-              <w:left w:w="120" w:type="dxa"/>
-              <w:bottom w:w="60" w:type="dxa"/>
-              <w:right w:w="120" w:type="dxa"/>
-            </w:tcMar>
-          </w:tcPr>
-          <w:p>
-            <w:pPr>
-              <w:pStyle w:val="Compact"/>
-              <w:wordWrap w:val="1"/>
+            <w:tcW w:w="6572" w:type="dxa"/>
+          </w:tcPr>
+          <w:p>
+            <w:pPr>
+              <w:pStyle w:val="Compact"/>
             </w:pPr>
             <w:r>
               <w:t xml:space="preserve">GFM 사용 로트별 추적성 유지, 최종 제품까지 연결</w:t>
@@ -5669,9 +5631,7 @@
           </w:p>
         </w:tc>
         <w:tc>
-          <w:tcPr>
-            <w:tcW w:w="6328" w:type="dxa"/>
-          </w:tcPr>
+          <w:tcPr/>
           <w:p>
             <w:pPr>
               <w:pStyle w:val="Compact"/>
@@ -5684,19 +5644,10 @@
       </w:tr>
       <w:tr>
         <w:tc>
-          <w:tcPr>
-            <w:tcW w:w="2460" w:type="dxa"/>
-            <w:tcMar>
-              <w:top w:w="60" w:type="dxa"/>
-              <w:left w:w="120" w:type="dxa"/>
-              <w:bottom w:w="60" w:type="dxa"/>
-              <w:right w:w="120" w:type="dxa"/>
-            </w:tcMar>
-          </w:tcPr>
-          <w:p>
-            <w:pPr>
-              <w:pStyle w:val="Compact"/>
-              <w:wordWrap w:val="1"/>
+          <w:tcPr/>
+          <w:p>
+            <w:pPr>
+              <w:pStyle w:val="Compact"/>
             </w:pPr>
             <w:r>
               <w:t xml:space="preserve">GFE 교정 관리</w:t>
@@ -5704,10 +5655,19 @@
           </w:p>
         </w:tc>
         <w:tc>
-          <w:tcPr/>
-          <w:p>
-            <w:pPr>
-              <w:pStyle w:val="Compact"/>
+          <w:tcPr>
+            <w:tcW w:w="6572" w:type="dxa"/>
+            <w:tcMar>
+              <w:top w:w="60" w:type="dxa"/>
+              <w:left w:w="120" w:type="dxa"/>
+              <w:bottom w:w="60" w:type="dxa"/>
+              <w:right w:w="120" w:type="dxa"/>
+            </w:tcMar>
+          </w:tcPr>
+          <w:p>
+            <w:pPr>
+              <w:pStyle w:val="Compact"/>
+              <w:wordWrap w:val="1"/>
             </w:pPr>
             <w:r>
               <w:t xml:space="preserve">고객 제공 장비의 교정 상태 확인, 교정 만료 시 사용 금지 및 고객 통보</w:t>
@@ -5717,18 +5677,10 @@
       </w:tr>
       <w:tr>
         <w:tc>
-          <w:tcPr>
-            <w:tcMar>
-              <w:top w:w="60" w:type="dxa"/>
-              <w:left w:w="120" w:type="dxa"/>
-              <w:bottom w:w="60" w:type="dxa"/>
-              <w:right w:w="120" w:type="dxa"/>
-            </w:tcMar>
-          </w:tcPr>
-          <w:p>
-            <w:pPr>
-              <w:pStyle w:val="Compact"/>
-              <w:wordWrap w:val="1"/>
+          <w:tcPr/>
+          <w:p>
+            <w:pPr>
+              <w:pStyle w:val="Compact"/>
             </w:pPr>
             <w:r>
               <w:t xml:space="preserve">기록 보존 기간</w:t>
@@ -5736,18 +5688,10 @@
           </w:p>
         </w:tc>
         <w:tc>
-          <w:tcPr>
-            <w:tcMar>
-              <w:top w:w="60" w:type="dxa"/>
-              <w:left w:w="120" w:type="dxa"/>
-              <w:bottom w:w="60" w:type="dxa"/>
-              <w:right w:w="120" w:type="dxa"/>
-            </w:tcMar>
-          </w:tcPr>
-          <w:p>
-            <w:pPr>
-              <w:pStyle w:val="Compact"/>
-              <w:wordWrap w:val="1"/>
+          <w:tcPr/>
+          <w:p>
+            <w:pPr>
+              <w:pStyle w:val="Compact"/>
             </w:pPr>
             <w:r>
               <w:t xml:space="preserve">계약에 명시된 기간 또는 최소</w:t>
@@ -5807,7 +5751,7 @@
         </w:trPr>
         <w:tc>
           <w:tcPr>
-            <w:tcW w:w="2460" w:type="dxa"/>
+            <w:tcW w:w="1618" w:type="dxa"/>
             <w:tcMar>
               <w:top w:w="60" w:type="dxa"/>
               <w:left w:w="120" w:type="dxa"/>
@@ -5828,7 +5772,7 @@
         </w:tc>
         <w:tc>
           <w:tcPr>
-            <w:tcW w:w="6328" w:type="dxa"/>
+            <w:tcW w:w="7170" w:type="dxa"/>
             <w:tcMar>
               <w:top w:w="60" w:type="dxa"/>
               <w:left w:w="120" w:type="dxa"/>
@@ -5850,9 +5794,7 @@
       </w:tr>
       <w:tr>
         <w:tc>
-          <w:tcPr>
-            <w:tcW w:w="2460" w:type="dxa"/>
-          </w:tcPr>
+          <w:tcPr/>
           <w:p>
             <w:pPr>
               <w:pStyle w:val="Compact"/>
@@ -5864,7 +5806,7 @@
         </w:tc>
         <w:tc>
           <w:tcPr>
-            <w:tcW w:w="6328" w:type="dxa"/>
+            <w:tcW w:w="7170" w:type="dxa"/>
             <w:tcMar>
               <w:top w:w="60" w:type="dxa"/>
               <w:left w:w="120" w:type="dxa"/>
@@ -5897,6 +5839,7 @@
         </w:tc>
         <w:tc>
           <w:tcPr>
+            <w:tcW w:w="7170" w:type="dxa"/>
             <w:tcMar>
               <w:top w:w="60" w:type="dxa"/>
               <w:left w:w="120" w:type="dxa"/>
@@ -5928,9 +5871,7 @@
           </w:p>
         </w:tc>
         <w:tc>
-          <w:tcPr>
-            <w:tcW w:w="6328" w:type="dxa"/>
-          </w:tcPr>
+          <w:tcPr/>
           <w:p>
             <w:pPr>
               <w:pStyle w:val="Compact"/>
@@ -5955,19 +5896,10 @@
       </w:tr>
       <w:tr>
         <w:tc>
-          <w:tcPr>
-            <w:tcW w:w="2460" w:type="dxa"/>
-            <w:tcMar>
-              <w:top w:w="60" w:type="dxa"/>
-              <w:left w:w="120" w:type="dxa"/>
-              <w:bottom w:w="60" w:type="dxa"/>
-              <w:right w:w="120" w:type="dxa"/>
-            </w:tcMar>
-          </w:tcPr>
-          <w:p>
-            <w:pPr>
-              <w:pStyle w:val="Compact"/>
-              <w:wordWrap w:val="1"/>
+          <w:tcPr/>
+          <w:p>
+            <w:pPr>
+              <w:pStyle w:val="Compact"/>
             </w:pPr>
             <w:r>
               <w:t xml:space="preserve">개정 관리</w:t>
@@ -5975,10 +5907,19 @@
           </w:p>
         </w:tc>
         <w:tc>
-          <w:tcPr/>
-          <w:p>
-            <w:pPr>
-              <w:pStyle w:val="Compact"/>
+          <w:tcPr>
+            <w:tcW w:w="7170" w:type="dxa"/>
+            <w:tcMar>
+              <w:top w:w="60" w:type="dxa"/>
+              <w:left w:w="120" w:type="dxa"/>
+              <w:bottom w:w="60" w:type="dxa"/>
+              <w:right w:w="120" w:type="dxa"/>
+            </w:tcMar>
+          </w:tcPr>
+          <w:p>
+            <w:pPr>
+              <w:pStyle w:val="Compact"/>
+              <w:wordWrap w:val="1"/>
             </w:pPr>
             <w:r>
               <w:t xml:space="preserve">고객 발행 최신본만 사용, 구 개정판 즉시 회수·폐기</w:t>
@@ -6012,18 +5953,10 @@
       </w:tr>
       <w:tr>
         <w:tc>
-          <w:tcPr>
-            <w:tcMar>
-              <w:top w:w="60" w:type="dxa"/>
-              <w:left w:w="120" w:type="dxa"/>
-              <w:bottom w:w="60" w:type="dxa"/>
-              <w:right w:w="120" w:type="dxa"/>
-            </w:tcMar>
-          </w:tcPr>
-          <w:p>
-            <w:pPr>
-              <w:pStyle w:val="Compact"/>
-              <w:wordWrap w:val="1"/>
+          <w:tcPr/>
+          <w:p>
+            <w:pPr>
+              <w:pStyle w:val="Compact"/>
             </w:pPr>
             <w:r>
               <w:t xml:space="preserve">전자 매체</w:t>
@@ -6031,18 +5964,10 @@
           </w:p>
         </w:tc>
         <w:tc>
-          <w:tcPr>
-            <w:tcMar>
-              <w:top w:w="60" w:type="dxa"/>
-              <w:left w:w="120" w:type="dxa"/>
-              <w:bottom w:w="60" w:type="dxa"/>
-              <w:right w:w="120" w:type="dxa"/>
-            </w:tcMar>
-          </w:tcPr>
-          <w:p>
-            <w:pPr>
-              <w:pStyle w:val="Compact"/>
-              <w:wordWrap w:val="1"/>
+          <w:tcPr/>
+          <w:p>
+            <w:pPr>
+              <w:pStyle w:val="Compact"/>
             </w:pPr>
             <w:r>
               <w:t xml:space="preserve">USB, 이메일 전송 시 암호화 필수, 전송 기록 유지</w:t>
@@ -6632,7 +6557,6 @@
               <w:bottom w:w="60" w:type="dxa"/>
               <w:right w:w="120" w:type="dxa"/>
             </w:tcMar>
-            <w:shd w:val="clear" w:color="auto" w:fill="DEEAF1"/>
           </w:tcPr>
           <w:p>
             <w:pPr>
@@ -6652,7 +6576,6 @@
               <w:bottom w:w="60" w:type="dxa"/>
               <w:right w:w="120" w:type="dxa"/>
             </w:tcMar>
-            <w:shd w:val="clear" w:color="auto" w:fill="DEEAF1"/>
           </w:tcPr>
           <w:p>
             <w:pPr>
@@ -6672,7 +6595,6 @@
               <w:bottom w:w="60" w:type="dxa"/>
               <w:right w:w="120" w:type="dxa"/>
             </w:tcMar>
-            <w:shd w:val="clear" w:color="auto" w:fill="DEEAF1"/>
           </w:tcPr>
           <w:p>
             <w:pPr>
@@ -6946,7 +6868,7 @@
         </w:trPr>
         <w:tc>
           <w:tcPr>
-            <w:tcW w:w="2460" w:type="dxa"/>
+            <w:tcW w:w="1786" w:type="dxa"/>
             <w:tcMar>
               <w:top w:w="60" w:type="dxa"/>
               <w:left w:w="120" w:type="dxa"/>
@@ -6967,7 +6889,7 @@
         </w:tc>
         <w:tc>
           <w:tcPr>
-            <w:tcW w:w="6328" w:type="dxa"/>
+            <w:tcW w:w="7002" w:type="dxa"/>
             <w:tcMar>
               <w:top w:w="60" w:type="dxa"/>
               <w:left w:w="120" w:type="dxa"/>
@@ -6989,9 +6911,7 @@
       </w:tr>
       <w:tr>
         <w:tc>
-          <w:tcPr>
-            <w:tcW w:w="2460" w:type="dxa"/>
-          </w:tcPr>
+          <w:tcPr/>
           <w:p>
             <w:pPr>
               <w:pStyle w:val="Compact"/>
@@ -7003,7 +6923,7 @@
         </w:tc>
         <w:tc>
           <w:tcPr>
-            <w:tcW w:w="6328" w:type="dxa"/>
+            <w:tcW w:w="7002" w:type="dxa"/>
             <w:tcMar>
               <w:top w:w="60" w:type="dxa"/>
               <w:left w:w="120" w:type="dxa"/>
@@ -7036,6 +6956,7 @@
         </w:tc>
         <w:tc>
           <w:tcPr>
+            <w:tcW w:w="7002" w:type="dxa"/>
             <w:tcMar>
               <w:top w:w="60" w:type="dxa"/>
               <w:left w:w="120" w:type="dxa"/>
@@ -7067,9 +6988,7 @@
           </w:p>
         </w:tc>
         <w:tc>
-          <w:tcPr>
-            <w:tcW w:w="6328" w:type="dxa"/>
-          </w:tcPr>
+          <w:tcPr/>
           <w:p>
             <w:pPr>
               <w:pStyle w:val="Compact"/>
@@ -7082,19 +7001,10 @@
       </w:tr>
       <w:tr>
         <w:tc>
-          <w:tcPr>
-            <w:tcW w:w="2460" w:type="dxa"/>
-            <w:tcMar>
-              <w:top w:w="60" w:type="dxa"/>
-              <w:left w:w="120" w:type="dxa"/>
-              <w:bottom w:w="60" w:type="dxa"/>
-              <w:right w:w="120" w:type="dxa"/>
-            </w:tcMar>
-          </w:tcPr>
-          <w:p>
-            <w:pPr>
-              <w:pStyle w:val="Compact"/>
-              <w:wordWrap w:val="1"/>
+          <w:tcPr/>
+          <w:p>
+            <w:pPr>
+              <w:pStyle w:val="Compact"/>
             </w:pPr>
             <w:r>
               <w:t xml:space="preserve">QF-813-04</w:t>
@@ -7102,10 +7012,19 @@
           </w:p>
         </w:tc>
         <w:tc>
-          <w:tcPr/>
-          <w:p>
-            <w:pPr>
-              <w:pStyle w:val="Compact"/>
+          <w:tcPr>
+            <w:tcW w:w="7002" w:type="dxa"/>
+            <w:tcMar>
+              <w:top w:w="60" w:type="dxa"/>
+              <w:left w:w="120" w:type="dxa"/>
+              <w:bottom w:w="60" w:type="dxa"/>
+              <w:right w:w="120" w:type="dxa"/>
+            </w:tcMar>
+          </w:tcPr>
+          <w:p>
+            <w:pPr>
+              <w:pStyle w:val="Compact"/>
+              <w:wordWrap w:val="1"/>
             </w:pPr>
             <w:r>
               <w:t xml:space="preserve">소유물 반환 확인서 (Property Return Acknowledgment)</w:t>
@@ -7115,18 +7034,10 @@
       </w:tr>
       <w:tr>
         <w:tc>
-          <w:tcPr>
-            <w:tcMar>
-              <w:top w:w="60" w:type="dxa"/>
-              <w:left w:w="120" w:type="dxa"/>
-              <w:bottom w:w="60" w:type="dxa"/>
-              <w:right w:w="120" w:type="dxa"/>
-            </w:tcMar>
-          </w:tcPr>
-          <w:p>
-            <w:pPr>
-              <w:pStyle w:val="Compact"/>
-              <w:wordWrap w:val="1"/>
+          <w:tcPr/>
+          <w:p>
+            <w:pPr>
+              <w:pStyle w:val="Compact"/>
             </w:pPr>
             <w:r>
               <w:t xml:space="preserve">QF-813-05</w:t>
@@ -7134,18 +7045,10 @@
           </w:p>
         </w:tc>
         <w:tc>
-          <w:tcPr>
-            <w:tcMar>
-              <w:top w:w="60" w:type="dxa"/>
-              <w:left w:w="120" w:type="dxa"/>
-              <w:bottom w:w="60" w:type="dxa"/>
-              <w:right w:w="120" w:type="dxa"/>
-            </w:tcMar>
-          </w:tcPr>
-          <w:p>
-            <w:pPr>
-              <w:pStyle w:val="Compact"/>
-              <w:wordWrap w:val="1"/>
+          <w:tcPr/>
+          <w:p>
+            <w:pPr>
+              <w:pStyle w:val="Compact"/>
             </w:pPr>
             <w:r>
               <w:t xml:space="preserve">정기 재고 확인 기록 (Periodic Inventory Record)</w:t>
@@ -7655,8 +7558,8 @@
     <w:rPrDefault>
       <w:rPr>
         <w:rFonts w:asciiTheme="minorHAnsi" w:cstheme="minorBidi" w:eastAsiaTheme="minorEastAsia" w:hAnsiTheme="minorHAnsi"/>
-        <w:sz w:val="24"/>
-        <w:szCs w:val="24"/>
+        <w:sz w:val="20"/>
+        <w:szCs w:val="20"/>
         <w:lang w:bidi="ar-SA" w:eastAsia="zh-CN" w:val="en-US"/>
       </w:rPr>
     </w:rPrDefault>
@@ -7724,8 +7627,8 @@
     </w:pPr>
     <w:rPr>
       <w:rFonts w:asciiTheme="majorHAnsi" w:cstheme="majorBidi" w:eastAsiaTheme="majorEastAsia" w:hAnsiTheme="majorHAnsi"/>
-      <w:sz w:val="56"/>
-      <w:szCs w:val="56"/>
+      <w:sz w:val="44"/>
+      <w:szCs w:val="44"/>
     </w:rPr>
   </w:style>
   <w:style w:customStyle="1" w:styleId="TitleChar" w:type="character">
@@ -7736,8 +7639,8 @@
     <w:rsid w:val="00A10FD9"/>
     <w:rPr>
       <w:rFonts w:asciiTheme="majorHAnsi" w:cstheme="majorBidi" w:eastAsiaTheme="majorEastAsia" w:hAnsiTheme="majorHAnsi"/>
-      <w:sz w:val="56"/>
-      <w:szCs w:val="56"/>
+      <w:sz w:val="44"/>
+      <w:szCs w:val="44"/>
     </w:rPr>
   </w:style>
   <w:style w:styleId="Subtitle" w:type="paragraph">
@@ -7859,8 +7762,8 @@
     <w:rPr>
       <w:rFonts w:asciiTheme="majorHAnsi" w:cstheme="majorBidi" w:eastAsiaTheme="majorEastAsia" w:hAnsiTheme="majorHAnsi"/>
       <w:color w:themeColor="accent1" w:themeShade="BF" w:val="0F4761"/>
-      <w:sz w:val="40"/>
-      <w:szCs w:val="40"/>
+      <w:sz w:val="32"/>
+      <w:szCs w:val="32"/>
     </w:rPr>
   </w:style>
   <w:style w:styleId="Heading2" w:type="paragraph">
@@ -8050,8 +7953,8 @@
     <w:rPr>
       <w:rFonts w:asciiTheme="majorHAnsi" w:cstheme="majorBidi" w:eastAsiaTheme="majorEastAsia" w:hAnsiTheme="majorHAnsi"/>
       <w:color w:themeColor="accent1" w:themeShade="BF" w:val="0F4761"/>
-      <w:sz w:val="40"/>
-      <w:szCs w:val="40"/>
+      <w:sz w:val="32"/>
+      <w:szCs w:val="32"/>
     </w:rPr>
   </w:style>
   <w:style w:customStyle="1" w:styleId="Heading2Char" w:type="character">
